--- a/Параллельный регистр.docx
+++ b/Параллельный регистр.docx
@@ -416,6 +416,34 @@
       <w:r>
         <w:t>Число 35 записываем в виде кода 00100011</w:t>
       </w:r>
+    </w:p>
+    <w:p>
+      <w:pPr>
+        <w:pStyle w:val="a3"/>
+        <w:numPr>
+          <w:ilvl w:val="0"/>
+          <w:numId w:val="1"/>
+        </w:numPr>
+        <w:rPr>
+          <w:lang w:val="en-US"/>
+        </w:rPr>
+      </w:pPr>
+      <w:r>
+        <w:t>Параллельно-последовательный регистр</w:t>
+      </w:r>
+    </w:p>
+    <w:p>
+      <w:r>
+        <w:t xml:space="preserve">Входной параллельный код – </w:t>
+      </w:r>
+      <w:r>
+        <w:t>0100011</w:t>
+      </w:r>
+      <w:r>
+        <w:t xml:space="preserve"> (число 35), выходной последовательный код – 0100011-0 </w:t>
+      </w:r>
+    </w:p>
+    <w:p>
       <w:bookmarkStart w:id="0" w:name="_GoBack"/>
       <w:bookmarkEnd w:id="0"/>
     </w:p>
@@ -919,7 +947,7 @@
   <w:style w:type="paragraph" w:default="1" w:styleId="a">
     <w:name w:val="Normal"/>
     <w:qFormat/>
-    <w:rsid w:val="00E12D7D"/>
+    <w:rsid w:val="00864B60"/>
   </w:style>
   <w:style w:type="character" w:default="1" w:styleId="a0">
     <w:name w:val="Default Paragraph Font"/>
